--- a/docs/export/PRD.docx
+++ b/docs/export/PRD.docx
@@ -31,7 +31,6 @@
     <w:tbl>
       <w:tblPr>
         <w:tblW w:type="auto" w:w="0"/>
-        <w:tblLayout w:type="autofit"/>
         <w:tblLook w:firstColumn="1" w:firstRow="1" w:lastColumn="0" w:lastRow="0" w:noHBand="0" w:noVBand="1" w:val="04A0"/>
       </w:tblPr>
       <w:tblGrid>
@@ -135,7 +134,7 @@
           </w:tcPr>
           <w:p>
             <w:r>
-              <w:t>V1.0.0</w:t>
+              <w:t>V1.0.1</w:t>
             </w:r>
           </w:p>
         </w:tc>
